--- a/docencia-espanol/materiales/a1/nuevo-espanol-en-marcha-1_ejercicios-presente-gerundio-indefinido.docx
+++ b/docencia-espanol/materiales/a1/nuevo-espanol-en-marcha-1_ejercicios-presente-gerundio-indefinido.docx
@@ -3393,7 +3393,7 @@
           <w:i w:val="false"/>
           <w:iCs w:val="false"/>
         </w:rPr>
-        <w:t xml:space="preserve">a. Me estoy duchando.  b. Rosa está peinándose.  c. Nos estamos vistiendo. d. Los niños se están lavando los dientes.  e. Mi padre está afeitándose.</w:t>
+        <w:t xml:space="preserve">a. Me estoy duchando.  b. Rosa está peinándose.  c. Estamos vistiéndonos. d. Los niños se están lavando los dientes.  e. Mi padre está afeitándose.</w:t>
       </w:r>
     </w:p>
     <w:p>
